--- a/examples/anomalies/doc/51-clustering-hanct_dtw_anomaly.docx
+++ b/examples/anomalies/doc/51-clustering-hanct_dtw_anomaly.docx
@@ -205,6 +205,45 @@
       <w:pPr>
         <w:pStyle w:val="SourceCode"/>
       </w:pPr>
+      <w:r>
+        <w:rPr>
+          <w:rStyle w:val="FunctionTok"/>
+        </w:rPr>
+        <w:t xml:space="preserve">source</w:t>
+      </w:r>
+      <w:r>
+        <w:rPr>
+          <w:rStyle w:val="NormalTok"/>
+        </w:rPr>
+        <w:t xml:space="preserve">(</w:t>
+      </w:r>
+      <w:r>
+        <w:rPr>
+          <w:rStyle w:val="FunctionTok"/>
+        </w:rPr>
+        <w:t xml:space="preserve">url</w:t>
+      </w:r>
+      <w:r>
+        <w:rPr>
+          <w:rStyle w:val="NormalTok"/>
+        </w:rPr>
+        <w:t xml:space="preserve">(</w:t>
+      </w:r>
+      <w:r>
+        <w:rPr>
+          <w:rStyle w:val="StringTok"/>
+        </w:rPr>
+        <w:t xml:space="preserve">"https://raw.githubusercontent.com/cefet-rj-dal/harbinger/master/examples/seed.R"</w:t>
+      </w:r>
+      <w:r>
+        <w:rPr>
+          <w:rStyle w:val="NormalTok"/>
+        </w:rPr>
+        <w:t xml:space="preserve">))</w:t>
+      </w:r>
+      <w:r>
+        <w:br/>
+      </w:r>
       <w:r>
         <w:rPr>
           <w:rStyle w:val="CommentTok"/>
@@ -616,6 +655,21 @@
       </w:r>
       <w:r>
         <w:rPr>
+          <w:rStyle w:val="FunctionTok"/>
+        </w:rPr>
+        <w:t xml:space="preserve">set_example_seed</w:t>
+      </w:r>
+      <w:r>
+        <w:rPr>
+          <w:rStyle w:val="NormalTok"/>
+        </w:rPr>
+        <w:t xml:space="preserve">()</w:t>
+      </w:r>
+      <w:r>
+        <w:br/>
+      </w:r>
+      <w:r>
+        <w:rPr>
           <w:rStyle w:val="NormalTok"/>
         </w:rPr>
         <w:t xml:space="preserve">model </w:t>
@@ -665,7 +719,7 @@
         <w:rPr>
           <w:rStyle w:val="VerbatimChar"/>
         </w:rPr>
-        <w:t xml:space="preserve">## Found more than one class "dist" in cache; using the first, from namespace 'spam'</w:t>
+        <w:t xml:space="preserve">## Found more than one class "dist" in cache; using the first, from namespace 'arules'</w:t>
       </w:r>
     </w:p>
     <w:p>
@@ -676,7 +730,29 @@
         <w:rPr>
           <w:rStyle w:val="VerbatimChar"/>
         </w:rPr>
-        <w:t xml:space="preserve">## Also defined by 'arules' 'dtwclust'</w:t>
+        <w:t xml:space="preserve">## Also defined by 'spam'</w:t>
+      </w:r>
+    </w:p>
+    <w:p>
+      <w:pPr>
+        <w:pStyle w:val="SourceCode"/>
+      </w:pPr>
+      <w:r>
+        <w:rPr>
+          <w:rStyle w:val="VerbatimChar"/>
+        </w:rPr>
+        <w:t xml:space="preserve">## Found more than one class "dist" in cache; using the first, from namespace 'arules'</w:t>
+      </w:r>
+    </w:p>
+    <w:p>
+      <w:pPr>
+        <w:pStyle w:val="SourceCode"/>
+      </w:pPr>
+      <w:r>
+        <w:rPr>
+          <w:rStyle w:val="VerbatimChar"/>
+        </w:rPr>
+        <w:t xml:space="preserve">## Also defined by 'spam'</w:t>
       </w:r>
     </w:p>
     <w:bookmarkEnd w:id="16"/>
@@ -1258,7 +1334,7 @@
               <a:graphicData uri="http://schemas.openxmlformats.org/drawingml/2006/picture">
                 <pic:pic>
                   <pic:nvPicPr>
-                    <pic:cNvPr descr="/home/gpca/harbinger/examples/anomalies/doc/51-clustering-hanct_dtw_anomaly_files/b98aab73e504acb0c6c44c1c805462e29e877629.png" id="24" name="Picture"/>
+                    <pic:cNvPr descr="/home/gpca/harbinger/examples/anomalies/doc/51-clustering-hanct_dtw_anomaly_files/2cd6b4270203292153122f79c2c99ea2a35639d4.png" id="24" name="Picture"/>
                     <pic:cNvPicPr>
                       <a:picLocks noChangeArrowheads="1" noChangeAspect="1"/>
                     </pic:cNvPicPr>
